--- a/workingfile/DTL_Thesis_Design_NEU_MDE_Final.docx
+++ b/workingfile/DTL_Thesis_Design_NEU_MDE_Final.docx
@@ -1137,7 +1137,7 @@
               <w:rPr>
                 <w:sz w:val="20"/>
               </w:rPr>
-              <w:t>COMP1–COMP3</w:t>
+              <w:t>COMP1–COMP4</w:t>
             </w:r>
           </w:p>
         </w:tc>
@@ -1242,7 +1242,7 @@
               <w:rPr>
                 <w:sz w:val="20"/>
               </w:rPr>
-              <w:t>SPEED1–SPEED3</w:t>
+              <w:t>SPEED1–SPEED4</w:t>
             </w:r>
           </w:p>
         </w:tc>
@@ -1347,7 +1347,7 @@
               <w:rPr>
                 <w:sz w:val="20"/>
               </w:rPr>
-              <w:t>DIGI1–DIGI3</w:t>
+              <w:t>DIGI1–DIGI4</w:t>
             </w:r>
           </w:p>
         </w:tc>
@@ -1452,7 +1452,7 @@
               <w:rPr>
                 <w:sz w:val="20"/>
               </w:rPr>
-              <w:t>REPU1–REPU3</w:t>
+              <w:t>REPU1–REPU4</w:t>
             </w:r>
           </w:p>
         </w:tc>
@@ -1557,7 +1557,7 @@
               <w:rPr>
                 <w:sz w:val="20"/>
               </w:rPr>
-              <w:t>RELA1–RELA3</w:t>
+              <w:t>RELA1–RELA4</w:t>
             </w:r>
           </w:p>
         </w:tc>
@@ -1662,7 +1662,7 @@
               <w:rPr>
                 <w:sz w:val="20"/>
               </w:rPr>
-              <w:t>STAFF1–STAFF3</w:t>
+              <w:t>STAFF1–STAFF4</w:t>
             </w:r>
           </w:p>
         </w:tc>
@@ -1767,7 +1767,7 @@
               <w:rPr>
                 <w:sz w:val="20"/>
               </w:rPr>
-              <w:t>COLL1–COLL3</w:t>
+              <w:t>COLL1–COLL4</w:t>
             </w:r>
           </w:p>
         </w:tc>
@@ -1819,7 +1819,7 @@
           <w:i/>
           <w:sz w:val="19"/>
         </w:rPr>
-        <w:t>Source: author's design. Total 25 Likert items = 7 constructs × 3 items + 4 dependent items.</w:t>
+        <w:t>Source: author's design. Total 32 Likert items = 7 constructs × 4 items + 4 dependent items.</w:t>
       </w:r>
     </w:p>
     <w:p>
@@ -2156,6 +2156,20 @@
     </w:p>
     <w:p>
       <w:pPr>
+        <w:spacing w:after="160" w:line="312" w:lineRule="auto"/>
+        <w:jc w:val="both"/>
+      </w:pPr>
+      <w:r>
+        <w:rPr>
+          <w:b w:val="0"/>
+          <w:i w:val="0"/>
+          <w:sz w:val="23"/>
+        </w:rPr>
+        <w:t>A single behavioural item is collected alongside the attitudinal block, asking the enterprise to estimate the share of its total guarantee value placed with VietinBank over the preceding twelve months. This item does not enter the regression; it serves as a criterion against which the attitudinal DEC scale is validated, since a scale claiming to measure patronage priority should correlate with the share of business actually placed. The association is tested by Spearman rank correlation and reported alongside the reliability results.</w:t>
+      </w:r>
+    </w:p>
+    <w:p>
+      <w:pPr>
         <w:spacing w:before="160" w:after="100"/>
       </w:pPr>
       <w:r>
@@ -2178,7 +2192,7 @@
           <w:i w:val="0"/>
           <w:sz w:val="23"/>
         </w:rPr>
-        <w:t>The target population comprises corporate enterprises currently using guarantee services at VietinBank branches nationwide. Data will be collected through the structured questionnaire presented above, distributed via relationship managers across 155 domestic branches, with a target of n = 800 valid responses. Respondents are the officers responsible for guarantee transactions (CFO or board member, chief accountant, tender manager, or the assigned specialist). The target sample comfortably exceeds conventional minima — five observations per item (5 × 25 = 125) for EFA and 50 + 8k = 106 for regression with seven predictors. Data screening will remove incomplete forms and straight-lined responses before analysis. Because the questionnaire is distributed through the bank's own channel, social desirability bias is acknowledged as a limitation; descriptive statistics will be inspected for compressed standard deviations, and interpretation will rest on between-respondent variance rather than on absolute means.</w:t>
+        <w:t>The target population comprises corporate enterprises currently using guarantee services at VietinBank branches nationwide. Eligibility is enforced by a screening question asking whether the enterprise has had a guarantee issued at VietinBank within the preceding twelve months; enterprises answering no are excluded before the substantive items. Data will be collected through the structured questionnaire presented above, distributed via relationship managers across 155 domestic branches, with a target of n = 800 valid responses. Respondents are the officers responsible for guarantee transactions (CFO or board member, chief accountant, tender manager, or the assigned specialist). The target sample comfortably exceeds conventional minima — five observations per item (5 × 32 = 160) for EFA and 50 + 8k = 106 for regression with seven predictors. Data screening will remove incomplete forms and straight-lined responses before analysis. Because the questionnaire is distributed through the bank's own channel, social desirability bias is acknowledged as a limitation; descriptive statistics will be inspected for compressed standard deviations, and interpretation will rest on between-respondent variance rather than on absolute means.</w:t>
       </w:r>
     </w:p>
     <w:p>
